--- a/backend/word_templates/工程类/集团内工程/材料（设备）采购/五选二/1.采购意向公告.docx
+++ b/backend/word_templates/工程类/集团内工程/材料（设备）采购/五选二/1.采购意向公告.docx
@@ -457,7 +457,17 @@
           <w:sz w:val="28"/>
           <w:szCs w:val="28"/>
         </w:rPr>
-        <w:t>3.1参与本项目采购活动的供应商应当依法设立且满足如下要求：</w:t>
+        <w:t>3.1参与本项目采购活动的供应商应当依法设立且满足如</w:t>
+      </w:r>
+      <w:bookmarkStart w:id="1" w:name="_GoBack"/>
+      <w:bookmarkEnd w:id="1"/>
+      <w:r>
+        <w:rPr>
+          <w:rFonts w:hint="eastAsia" w:ascii="仿宋_GB2312" w:eastAsia="仿宋_GB2312"/>
+          <w:sz w:val="28"/>
+          <w:szCs w:val="28"/>
+        </w:rPr>
+        <w:t>下要求：</w:t>
       </w:r>
     </w:p>
     <w:p>
@@ -560,28 +570,7 @@
           <w:highlight w:val="none"/>
           <w:lang w:val="en-US" w:eastAsia="zh-CN"/>
         </w:rPr>
-        <w:t>相应</w:t>
-      </w:r>
-      <w:r>
-        <w:rPr>
-          <w:rFonts w:hint="eastAsia" w:ascii="Times New Roman" w:hAnsi="Times New Roman" w:eastAsia="仿宋_GB2312" w:cs="Times New Roman"/>
-          <w:color w:val="auto"/>
-          <w:sz w:val="28"/>
-          <w:szCs w:val="28"/>
-          <w:highlight w:val="none"/>
-        </w:rPr>
-        <w:t>资质</w:t>
-      </w:r>
-      <w:r>
-        <w:rPr>
-          <w:rFonts w:hint="eastAsia" w:ascii="Times New Roman" w:hAnsi="Times New Roman" w:eastAsia="仿宋_GB2312" w:cs="Times New Roman"/>
-          <w:color w:val="auto"/>
-          <w:sz w:val="28"/>
-          <w:szCs w:val="28"/>
-          <w:highlight w:val="none"/>
-          <w:lang w:val="en-US" w:eastAsia="zh-CN"/>
-        </w:rPr>
-        <w:t>（具体资质要求详见报名类别清单），</w:t>
+        <w:t>相应营业范围（具体资质要求详见报名类别清单），</w:t>
       </w:r>
       <w:r>
         <w:rPr>
@@ -2931,20 +2920,7 @@
                 <w:szCs w:val="24"/>
                 <w:lang w:val="en-US" w:eastAsia="zh-CN"/>
               </w:rPr>
-              <w:t>{{caigou_l</w:t>
-            </w:r>
-            <w:bookmarkStart w:id="1" w:name="_GoBack"/>
-            <w:bookmarkEnd w:id="1"/>
-            <w:r>
-              <w:rPr>
-                <w:rFonts w:hint="eastAsia" w:ascii="仿宋_GB2312" w:hAnsi="仿宋_GB2312" w:eastAsia="仿宋_GB2312" w:cs="仿宋_GB2312"/>
-                <w:color w:val="auto"/>
-                <w:kern w:val="2"/>
-                <w:sz w:val="24"/>
-                <w:szCs w:val="24"/>
-                <w:lang w:val="en-US" w:eastAsia="zh-CN"/>
-              </w:rPr>
-              <w:t>eixing}}</w:t>
+              <w:t>{{caigou_leixing}}</w:t>
             </w:r>
           </w:p>
         </w:tc>

--- a/backend/word_templates/工程类/集团内工程/材料（设备）采购/五选二/1.采购意向公告.docx
+++ b/backend/word_templates/工程类/集团内工程/材料（设备）采购/五选二/1.采购意向公告.docx
@@ -18,13 +18,21 @@
       <w:r>
         <w:rPr>
           <w:rFonts w:hint="eastAsia" w:ascii="宋体" w:hAnsi="宋体" w:eastAsia="宋体" w:cs="宋体"/>
-          <w:lang w:val="en-US" w:eastAsia="zh-CN"/>
-        </w:rPr>
-        <w:t>{{caigou_xiangmu_ming}}意向供应商</w:t>
+          <w:color w:val="0000FF"/>
+          <w:lang w:val="en-US" w:eastAsia="zh-CN"/>
+        </w:rPr>
+        <w:t>{{caigou_xiangmu_ming}}</w:t>
       </w:r>
       <w:r>
         <w:rPr>
           <w:rFonts w:hint="eastAsia" w:ascii="宋体" w:hAnsi="宋体" w:eastAsia="宋体" w:cs="宋体"/>
+          <w:lang w:val="en-US" w:eastAsia="zh-CN"/>
+        </w:rPr>
+        <w:t>意向供应商</w:t>
+      </w:r>
+      <w:r>
+        <w:rPr>
+          <w:rFonts w:hint="eastAsia" w:ascii="宋体" w:hAnsi="宋体" w:eastAsia="宋体" w:cs="宋体"/>
         </w:rPr>
         <w:t>邀请书</w:t>
       </w:r>
@@ -58,7 +66,17 @@
           <w:szCs w:val="28"/>
           <w:lang w:val="en-US" w:eastAsia="zh-CN"/>
         </w:rPr>
-        <w:t xml:space="preserve">  {{caigou_xiangmu_ming}}</w:t>
+        <w:t xml:space="preserve">  </w:t>
+      </w:r>
+      <w:r>
+        <w:rPr>
+          <w:rFonts w:hint="eastAsia" w:ascii="仿宋_GB2312" w:eastAsia="仿宋_GB2312"/>
+          <w:color w:val="0000FF"/>
+          <w:sz w:val="28"/>
+          <w:szCs w:val="28"/>
+          <w:lang w:val="en-US" w:eastAsia="zh-CN"/>
+        </w:rPr>
+        <w:t>{{caigou_xiangmu_ming}}</w:t>
       </w:r>
       <w:r>
         <w:rPr>
@@ -166,8 +184,10 @@
       <w:r>
         <w:rPr>
           <w:rFonts w:hint="eastAsia" w:ascii="仿宋_GB2312" w:eastAsia="仿宋_GB2312"/>
-          <w:sz w:val="28"/>
-          <w:szCs w:val="28"/>
+          <w:color w:val="0000FF"/>
+          <w:sz w:val="28"/>
+          <w:szCs w:val="28"/>
+          <w:u w:val="single"/>
           <w:lang w:val="en-US" w:eastAsia="zh-CN"/>
         </w:rPr>
         <w:t>{{caigou_xiangmu_ming}}</w:t>
@@ -457,17 +477,7 @@
           <w:sz w:val="28"/>
           <w:szCs w:val="28"/>
         </w:rPr>
-        <w:t>3.1参与本项目采购活动的供应商应当依法设立且满足如</w:t>
-      </w:r>
-      <w:bookmarkStart w:id="1" w:name="_GoBack"/>
-      <w:bookmarkEnd w:id="1"/>
-      <w:r>
-        <w:rPr>
-          <w:rFonts w:hint="eastAsia" w:ascii="仿宋_GB2312" w:eastAsia="仿宋_GB2312"/>
-          <w:sz w:val="28"/>
-          <w:szCs w:val="28"/>
-        </w:rPr>
-        <w:t>下要求：</w:t>
+        <w:t>3.1参与本项目采购活动的供应商应当依法设立且满足如下要求：</w:t>
       </w:r>
     </w:p>
     <w:p>
@@ -1010,16 +1020,16 @@
         <w:jc w:val="left"/>
         <w:rPr>
           <w:rFonts w:hint="default" w:ascii="仿宋_GB2312" w:eastAsia="仿宋_GB2312"/>
-          <w:color w:val="FF0000"/>
-          <w:sz w:val="28"/>
-          <w:szCs w:val="28"/>
-          <w:lang w:val="en-US" w:eastAsia="zh-CN"/>
-        </w:rPr>
-      </w:pPr>
-      <w:r>
-        <w:rPr>
-          <w:rFonts w:hint="eastAsia" w:ascii="仿宋_GB2312" w:eastAsia="仿宋_GB2312"/>
-          <w:color w:val="FF0000"/>
+          <w:color w:val="2B7FFF"/>
+          <w:sz w:val="28"/>
+          <w:szCs w:val="28"/>
+          <w:lang w:val="en-US" w:eastAsia="zh-CN"/>
+        </w:rPr>
+      </w:pPr>
+      <w:r>
+        <w:rPr>
+          <w:rFonts w:hint="eastAsia" w:ascii="仿宋_GB2312" w:eastAsia="仿宋_GB2312"/>
+          <w:color w:val="0000FF"/>
           <w:sz w:val="28"/>
           <w:szCs w:val="28"/>
           <w:lang w:val="en-US" w:eastAsia="zh-CN"/>
@@ -1029,10 +1039,22 @@
     </w:p>
     <w:p>
       <w:pPr>
+        <w:keepNext/>
+        <w:keepLines w:val="0"/>
+        <w:pageBreakBefore w:val="0"/>
+        <w:widowControl w:val="0"/>
+        <w:kinsoku/>
+        <w:wordWrap/>
+        <w:overflowPunct/>
+        <w:topLinePunct w:val="0"/>
+        <w:autoSpaceDE/>
+        <w:autoSpaceDN/>
+        <w:bidi w:val="0"/>
         <w:adjustRightInd w:val="0"/>
         <w:snapToGrid w:val="0"/>
         <w:spacing w:line="600" w:lineRule="exact"/>
         <w:jc w:val="left"/>
+        <w:textAlignment w:val="auto"/>
         <w:rPr>
           <w:rFonts w:asciiTheme="minorEastAsia" w:hAnsiTheme="minorEastAsia"/>
           <w:b/>
@@ -1257,10 +1279,22 @@
     </w:p>
     <w:p>
       <w:pPr>
+        <w:keepNext/>
+        <w:keepLines w:val="0"/>
+        <w:pageBreakBefore w:val="0"/>
+        <w:widowControl w:val="0"/>
+        <w:kinsoku/>
+        <w:wordWrap/>
+        <w:overflowPunct/>
+        <w:topLinePunct w:val="0"/>
+        <w:autoSpaceDE/>
+        <w:autoSpaceDN/>
+        <w:bidi w:val="0"/>
         <w:adjustRightInd w:val="0"/>
         <w:snapToGrid w:val="0"/>
         <w:spacing w:line="600" w:lineRule="exact"/>
         <w:jc w:val="left"/>
+        <w:textAlignment w:val="auto"/>
         <w:rPr>
           <w:rFonts w:asciiTheme="minorEastAsia" w:hAnsiTheme="minorEastAsia"/>
           <w:b/>
@@ -1354,6 +1388,7 @@
       <w:r>
         <w:rPr>
           <w:rFonts w:hint="eastAsia" w:ascii="仿宋_GB2312" w:eastAsia="仿宋_GB2312"/>
+          <w:color w:val="0000FF"/>
           <w:sz w:val="28"/>
           <w:szCs w:val="28"/>
           <w:u w:val="single"/>
@@ -1372,6 +1407,7 @@
       <w:r>
         <w:rPr>
           <w:rFonts w:hint="eastAsia" w:ascii="仿宋_GB2312" w:eastAsia="仿宋_GB2312"/>
+          <w:color w:val="0000FF"/>
           <w:sz w:val="28"/>
           <w:szCs w:val="28"/>
           <w:u w:val="single"/>
@@ -1390,6 +1426,7 @@
       <w:r>
         <w:rPr>
           <w:rFonts w:hint="eastAsia" w:ascii="仿宋_GB2312" w:eastAsia="仿宋_GB2312"/>
+          <w:color w:val="0000FF"/>
           <w:sz w:val="28"/>
           <w:szCs w:val="28"/>
           <w:u w:val="single"/>
@@ -2056,10 +2093,30 @@
     </w:p>
     <w:p>
       <w:pPr>
+        <w:keepNext/>
+        <w:keepLines w:val="0"/>
+        <w:pageBreakBefore w:val="0"/>
+        <w:widowControl w:val="0"/>
+        <w:kinsoku/>
+        <w:wordWrap/>
+        <w:overflowPunct/>
+        <w:topLinePunct w:val="0"/>
+        <w:autoSpaceDE/>
+        <w:autoSpaceDN/>
+        <w:bidi w:val="0"/>
         <w:adjustRightInd w:val="0"/>
         <w:snapToGrid w:val="0"/>
         <w:spacing w:line="600" w:lineRule="exact"/>
         <w:jc w:val="left"/>
+        <w:textAlignment w:val="auto"/>
+        <w:rPr>
+          <w:rFonts w:ascii="宋体" w:hAnsi="宋体"/>
+          <w:b/>
+          <w:sz w:val="32"/>
+          <w:szCs w:val="32"/>
+        </w:rPr>
+      </w:pPr>
+      <w:r>
         <w:rPr>
           <w:rFonts w:hint="eastAsia" w:asciiTheme="minorEastAsia" w:hAnsiTheme="minorEastAsia"/>
           <w:b/>
@@ -2067,52 +2124,14 @@
           <w:szCs w:val="32"/>
           <w:lang w:val="en-US" w:eastAsia="zh-CN"/>
         </w:rPr>
-      </w:pPr>
-    </w:p>
-    <w:p>
-      <w:pPr>
-        <w:adjustRightInd w:val="0"/>
-        <w:snapToGrid w:val="0"/>
-        <w:spacing w:line="600" w:lineRule="exact"/>
-        <w:jc w:val="left"/>
+        <w:t>7</w:t>
+      </w:r>
+      <w:r>
         <w:rPr>
           <w:rFonts w:hint="eastAsia" w:asciiTheme="minorEastAsia" w:hAnsiTheme="minorEastAsia"/>
           <w:b/>
           <w:sz w:val="32"/>
           <w:szCs w:val="32"/>
-          <w:lang w:val="en-US" w:eastAsia="zh-CN"/>
-        </w:rPr>
-      </w:pPr>
-    </w:p>
-    <w:p>
-      <w:pPr>
-        <w:adjustRightInd w:val="0"/>
-        <w:snapToGrid w:val="0"/>
-        <w:spacing w:line="600" w:lineRule="exact"/>
-        <w:jc w:val="left"/>
-        <w:rPr>
-          <w:rFonts w:ascii="宋体" w:hAnsi="宋体"/>
-          <w:b/>
-          <w:sz w:val="32"/>
-          <w:szCs w:val="32"/>
-        </w:rPr>
-      </w:pPr>
-      <w:r>
-        <w:rPr>
-          <w:rFonts w:hint="eastAsia" w:asciiTheme="minorEastAsia" w:hAnsiTheme="minorEastAsia"/>
-          <w:b/>
-          <w:sz w:val="32"/>
-          <w:szCs w:val="32"/>
-          <w:lang w:val="en-US" w:eastAsia="zh-CN"/>
-        </w:rPr>
-        <w:t>7</w:t>
-      </w:r>
-      <w:r>
-        <w:rPr>
-          <w:rFonts w:hint="eastAsia" w:asciiTheme="minorEastAsia" w:hAnsiTheme="minorEastAsia"/>
-          <w:b/>
-          <w:sz w:val="32"/>
-          <w:szCs w:val="32"/>
         </w:rPr>
         <w:t>.</w:t>
       </w:r>
@@ -2128,11 +2147,23 @@
     </w:p>
     <w:p>
       <w:pPr>
+        <w:keepNext/>
+        <w:keepLines w:val="0"/>
+        <w:pageBreakBefore w:val="0"/>
+        <w:widowControl w:val="0"/>
+        <w:kinsoku/>
+        <w:wordWrap/>
+        <w:overflowPunct/>
+        <w:topLinePunct w:val="0"/>
+        <w:autoSpaceDE/>
+        <w:autoSpaceDN/>
+        <w:bidi w:val="0"/>
         <w:adjustRightInd w:val="0"/>
         <w:snapToGrid w:val="0"/>
         <w:spacing w:line="600" w:lineRule="exact"/>
         <w:ind w:firstLine="560" w:firstLineChars="200"/>
         <w:jc w:val="left"/>
+        <w:textAlignment w:val="auto"/>
         <w:rPr>
           <w:rFonts w:hint="eastAsia" w:ascii="仿宋_GB2312" w:eastAsia="仿宋_GB2312"/>
           <w:sz w:val="28"/>
@@ -2178,11 +2209,23 @@
     </w:p>
     <w:p>
       <w:pPr>
+        <w:keepNext/>
+        <w:keepLines w:val="0"/>
+        <w:pageBreakBefore w:val="0"/>
+        <w:widowControl w:val="0"/>
+        <w:kinsoku/>
+        <w:wordWrap/>
+        <w:overflowPunct/>
+        <w:topLinePunct w:val="0"/>
+        <w:autoSpaceDE/>
+        <w:autoSpaceDN/>
+        <w:bidi w:val="0"/>
         <w:adjustRightInd w:val="0"/>
         <w:snapToGrid w:val="0"/>
         <w:spacing w:line="600" w:lineRule="exact"/>
         <w:ind w:firstLine="560" w:firstLineChars="200"/>
         <w:jc w:val="left"/>
+        <w:textAlignment w:val="auto"/>
         <w:rPr>
           <w:rFonts w:ascii="仿宋_GB2312" w:eastAsia="仿宋_GB2312"/>
           <w:sz w:val="28"/>
@@ -2210,11 +2253,23 @@
     </w:p>
     <w:p>
       <w:pPr>
+        <w:keepNext/>
+        <w:keepLines w:val="0"/>
+        <w:pageBreakBefore w:val="0"/>
+        <w:widowControl w:val="0"/>
+        <w:kinsoku/>
+        <w:wordWrap/>
+        <w:overflowPunct/>
+        <w:topLinePunct w:val="0"/>
+        <w:autoSpaceDE/>
+        <w:autoSpaceDN/>
+        <w:bidi w:val="0"/>
         <w:adjustRightInd w:val="0"/>
         <w:snapToGrid w:val="0"/>
         <w:spacing w:line="600" w:lineRule="exact"/>
         <w:ind w:firstLine="560" w:firstLineChars="200"/>
         <w:jc w:val="left"/>
+        <w:textAlignment w:val="auto"/>
         <w:rPr>
           <w:rFonts w:hint="default" w:ascii="仿宋_GB2312" w:eastAsia="仿宋_GB2312"/>
           <w:sz w:val="28"/>
@@ -2242,11 +2297,23 @@
     </w:p>
     <w:p>
       <w:pPr>
+        <w:keepNext/>
+        <w:keepLines w:val="0"/>
+        <w:pageBreakBefore w:val="0"/>
+        <w:widowControl w:val="0"/>
+        <w:kinsoku/>
+        <w:wordWrap/>
+        <w:overflowPunct/>
+        <w:topLinePunct w:val="0"/>
+        <w:autoSpaceDE/>
+        <w:autoSpaceDN/>
+        <w:bidi w:val="0"/>
         <w:adjustRightInd w:val="0"/>
         <w:snapToGrid w:val="0"/>
         <w:spacing w:line="600" w:lineRule="exact"/>
         <w:ind w:firstLine="560" w:firstLineChars="200"/>
         <w:jc w:val="left"/>
+        <w:textAlignment w:val="auto"/>
         <w:rPr>
           <w:rFonts w:ascii="仿宋_GB2312" w:eastAsia="仿宋_GB2312"/>
           <w:sz w:val="28"/>
@@ -2281,10 +2348,22 @@
     </w:p>
     <w:p>
       <w:pPr>
+        <w:keepNext/>
+        <w:keepLines w:val="0"/>
+        <w:pageBreakBefore w:val="0"/>
+        <w:widowControl w:val="0"/>
+        <w:kinsoku/>
+        <w:wordWrap/>
+        <w:overflowPunct/>
+        <w:topLinePunct w:val="0"/>
+        <w:autoSpaceDE/>
+        <w:autoSpaceDN/>
+        <w:bidi w:val="0"/>
         <w:adjustRightInd w:val="0"/>
         <w:snapToGrid w:val="0"/>
         <w:spacing w:line="600" w:lineRule="exact"/>
         <w:jc w:val="left"/>
+        <w:textAlignment w:val="auto"/>
         <w:rPr>
           <w:rFonts w:ascii="仿宋_GB2312" w:eastAsia="仿宋_GB2312"/>
           <w:sz w:val="28"/>
@@ -2294,10 +2373,22 @@
     </w:p>
     <w:p>
       <w:pPr>
+        <w:keepNext/>
+        <w:keepLines w:val="0"/>
+        <w:pageBreakBefore w:val="0"/>
+        <w:widowControl w:val="0"/>
+        <w:kinsoku/>
+        <w:wordWrap/>
+        <w:overflowPunct/>
+        <w:topLinePunct w:val="0"/>
+        <w:autoSpaceDE/>
+        <w:autoSpaceDN/>
+        <w:bidi w:val="0"/>
         <w:adjustRightInd w:val="0"/>
         <w:snapToGrid w:val="0"/>
         <w:spacing w:line="600" w:lineRule="exact"/>
         <w:jc w:val="center"/>
+        <w:textAlignment w:val="auto"/>
         <w:rPr>
           <w:rFonts w:hint="eastAsia" w:ascii="仿宋_GB2312" w:eastAsia="仿宋_GB2312"/>
           <w:sz w:val="28"/>
@@ -2346,7 +2437,19 @@
     </w:p>
     <w:p>
       <w:pPr>
+        <w:keepNext w:val="0"/>
+        <w:keepLines/>
+        <w:pageBreakBefore w:val="0"/>
+        <w:widowControl w:val="0"/>
+        <w:kinsoku/>
+        <w:wordWrap/>
+        <w:overflowPunct/>
+        <w:topLinePunct w:val="0"/>
+        <w:autoSpaceDE/>
+        <w:autoSpaceDN/>
+        <w:bidi w:val="0"/>
         <w:ind w:firstLine="4200" w:firstLineChars="1500"/>
+        <w:textAlignment w:val="auto"/>
         <w:rPr>
           <w:rFonts w:hint="eastAsia" w:ascii="仿宋_GB2312" w:eastAsia="仿宋_GB2312"/>
           <w:sz w:val="28"/>
@@ -2357,6 +2460,7 @@
       <w:r>
         <w:rPr>
           <w:rFonts w:hint="eastAsia" w:ascii="仿宋_GB2312" w:eastAsia="仿宋_GB2312"/>
+          <w:color w:val="0000FF"/>
           <w:sz w:val="28"/>
           <w:szCs w:val="28"/>
           <w:u w:val="none"/>
@@ -2376,6 +2480,7 @@
       <w:r>
         <w:rPr>
           <w:rFonts w:hint="eastAsia" w:ascii="仿宋_GB2312" w:eastAsia="仿宋_GB2312"/>
+          <w:color w:val="0000FF"/>
           <w:sz w:val="28"/>
           <w:szCs w:val="28"/>
           <w:u w:val="none"/>
@@ -2395,12 +2500,13 @@
       <w:r>
         <w:rPr>
           <w:rFonts w:hint="eastAsia" w:ascii="仿宋_GB2312" w:eastAsia="仿宋_GB2312"/>
+          <w:color w:val="0000FF"/>
           <w:sz w:val="28"/>
           <w:szCs w:val="28"/>
           <w:u w:val="none"/>
           <w:lang w:val="en-US" w:eastAsia="zh-CN"/>
         </w:rPr>
-        <w:t xml:space="preserve">{{gonggao_day}} </w:t>
+        <w:t>{{gonggao_day}}</w:t>
       </w:r>
       <w:r>
         <w:rPr>
@@ -2408,146 +2514,38 @@
           <w:sz w:val="28"/>
           <w:szCs w:val="28"/>
           <w:u w:val="none"/>
+          <w:lang w:val="en-US" w:eastAsia="zh-CN"/>
+        </w:rPr>
+        <w:t xml:space="preserve"> </w:t>
+      </w:r>
+      <w:r>
+        <w:rPr>
+          <w:rFonts w:hint="eastAsia" w:ascii="仿宋_GB2312" w:eastAsia="仿宋_GB2312"/>
+          <w:sz w:val="28"/>
+          <w:szCs w:val="28"/>
+          <w:u w:val="none"/>
         </w:rPr>
         <w:t>日</w:t>
       </w:r>
     </w:p>
     <w:p>
       <w:pPr>
-        <w:ind w:firstLine="4200" w:firstLineChars="1500"/>
-        <w:rPr>
-          <w:rFonts w:hint="eastAsia" w:ascii="仿宋_GB2312" w:eastAsia="仿宋_GB2312"/>
-          <w:sz w:val="28"/>
-          <w:szCs w:val="28"/>
-        </w:rPr>
-      </w:pPr>
-    </w:p>
-    <w:p>
-      <w:pPr>
-        <w:ind w:firstLine="4200" w:firstLineChars="1500"/>
-        <w:rPr>
-          <w:rFonts w:hint="eastAsia" w:ascii="仿宋_GB2312" w:eastAsia="仿宋_GB2312"/>
-          <w:sz w:val="28"/>
-          <w:szCs w:val="28"/>
-        </w:rPr>
-      </w:pPr>
-    </w:p>
-    <w:p>
-      <w:pPr>
-        <w:ind w:firstLine="4200" w:firstLineChars="1500"/>
-        <w:rPr>
-          <w:rFonts w:hint="eastAsia" w:ascii="仿宋_GB2312" w:eastAsia="仿宋_GB2312"/>
-          <w:sz w:val="28"/>
-          <w:szCs w:val="28"/>
-        </w:rPr>
-      </w:pPr>
-    </w:p>
-    <w:p>
-      <w:pPr>
-        <w:ind w:firstLine="4200" w:firstLineChars="1500"/>
-        <w:rPr>
-          <w:rFonts w:hint="eastAsia" w:ascii="仿宋_GB2312" w:eastAsia="仿宋_GB2312"/>
-          <w:sz w:val="28"/>
-          <w:szCs w:val="28"/>
-        </w:rPr>
-      </w:pPr>
-    </w:p>
-    <w:p>
-      <w:pPr>
-        <w:ind w:firstLine="4200" w:firstLineChars="1500"/>
-        <w:rPr>
-          <w:rFonts w:hint="eastAsia" w:ascii="仿宋_GB2312" w:eastAsia="仿宋_GB2312"/>
-          <w:sz w:val="28"/>
-          <w:szCs w:val="28"/>
-        </w:rPr>
-      </w:pPr>
-    </w:p>
-    <w:p>
-      <w:pPr>
-        <w:ind w:firstLine="4200" w:firstLineChars="1500"/>
-        <w:rPr>
-          <w:rFonts w:hint="eastAsia" w:ascii="仿宋_GB2312" w:eastAsia="仿宋_GB2312"/>
-          <w:sz w:val="28"/>
-          <w:szCs w:val="28"/>
-        </w:rPr>
-      </w:pPr>
-    </w:p>
-    <w:p>
-      <w:pPr>
-        <w:ind w:firstLine="4200" w:firstLineChars="1500"/>
-        <w:rPr>
-          <w:rFonts w:hint="eastAsia" w:ascii="仿宋_GB2312" w:eastAsia="仿宋_GB2312"/>
-          <w:sz w:val="28"/>
-          <w:szCs w:val="28"/>
-        </w:rPr>
-      </w:pPr>
-    </w:p>
-    <w:p>
-      <w:pPr>
-        <w:ind w:firstLine="4200" w:firstLineChars="1500"/>
-        <w:rPr>
-          <w:rFonts w:hint="eastAsia" w:ascii="仿宋_GB2312" w:eastAsia="仿宋_GB2312"/>
-          <w:sz w:val="28"/>
-          <w:szCs w:val="28"/>
-        </w:rPr>
-      </w:pPr>
-    </w:p>
-    <w:p>
-      <w:pPr>
-        <w:ind w:firstLine="4200" w:firstLineChars="1500"/>
-        <w:rPr>
-          <w:rFonts w:hint="eastAsia" w:ascii="仿宋_GB2312" w:eastAsia="仿宋_GB2312"/>
-          <w:sz w:val="28"/>
-          <w:szCs w:val="28"/>
-        </w:rPr>
-      </w:pPr>
-    </w:p>
-    <w:p>
-      <w:pPr>
-        <w:ind w:firstLine="4200" w:firstLineChars="1500"/>
-        <w:rPr>
-          <w:rFonts w:hint="eastAsia" w:ascii="仿宋_GB2312" w:eastAsia="仿宋_GB2312"/>
-          <w:sz w:val="28"/>
-          <w:szCs w:val="28"/>
-        </w:rPr>
-      </w:pPr>
-    </w:p>
-    <w:p>
-      <w:pPr>
-        <w:ind w:firstLine="4200" w:firstLineChars="1500"/>
-        <w:rPr>
-          <w:rFonts w:hint="eastAsia" w:ascii="仿宋_GB2312" w:eastAsia="仿宋_GB2312"/>
-          <w:sz w:val="28"/>
-          <w:szCs w:val="28"/>
-        </w:rPr>
-      </w:pPr>
-    </w:p>
-    <w:p>
-      <w:pPr>
-        <w:ind w:firstLine="4200" w:firstLineChars="1500"/>
-        <w:rPr>
-          <w:rFonts w:hint="eastAsia" w:ascii="仿宋_GB2312" w:eastAsia="仿宋_GB2312"/>
-          <w:sz w:val="28"/>
-          <w:szCs w:val="28"/>
-        </w:rPr>
-      </w:pPr>
-    </w:p>
-    <w:p>
-      <w:pPr>
-        <w:ind w:firstLine="4200" w:firstLineChars="1500"/>
-        <w:rPr>
-          <w:rFonts w:hint="eastAsia" w:ascii="仿宋_GB2312" w:eastAsia="仿宋_GB2312"/>
-          <w:sz w:val="28"/>
-          <w:szCs w:val="28"/>
-        </w:rPr>
-      </w:pPr>
-    </w:p>
-    <w:p>
-      <w:pPr>
+        <w:keepNext w:val="0"/>
+        <w:keepLines w:val="0"/>
+        <w:pageBreakBefore/>
+        <w:widowControl w:val="0"/>
+        <w:kinsoku/>
+        <w:wordWrap/>
+        <w:overflowPunct/>
+        <w:topLinePunct w:val="0"/>
+        <w:autoSpaceDE/>
+        <w:autoSpaceDN/>
+        <w:bidi w:val="0"/>
         <w:adjustRightInd w:val="0"/>
         <w:snapToGrid w:val="0"/>
         <w:spacing w:line="600" w:lineRule="exact"/>
         <w:jc w:val="center"/>
+        <w:textAlignment w:val="auto"/>
         <w:rPr>
           <w:rFonts w:hint="eastAsia" w:asciiTheme="minorEastAsia" w:hAnsiTheme="minorEastAsia"/>
           <w:b/>
@@ -2881,7 +2879,7 @@
             <w:r>
               <w:rPr>
                 <w:rFonts w:hint="eastAsia" w:ascii="仿宋_GB2312" w:hAnsi="仿宋_GB2312" w:eastAsia="仿宋_GB2312" w:cs="仿宋_GB2312"/>
-                <w:color w:val="auto"/>
+                <w:color w:val="0000FF"/>
                 <w:kern w:val="2"/>
                 <w:sz w:val="24"/>
                 <w:szCs w:val="24"/>
@@ -2914,7 +2912,7 @@
             <w:r>
               <w:rPr>
                 <w:rFonts w:hint="eastAsia" w:ascii="仿宋_GB2312" w:hAnsi="仿宋_GB2312" w:eastAsia="仿宋_GB2312" w:cs="仿宋_GB2312"/>
-                <w:color w:val="auto"/>
+                <w:color w:val="0000FF"/>
                 <w:kern w:val="2"/>
                 <w:sz w:val="24"/>
                 <w:szCs w:val="24"/>
@@ -2994,26 +2992,22 @@
     </w:tbl>
     <w:p>
       <w:pPr>
+        <w:keepNext w:val="0"/>
+        <w:keepLines w:val="0"/>
+        <w:pageBreakBefore/>
+        <w:widowControl w:val="0"/>
+        <w:kinsoku/>
+        <w:wordWrap/>
+        <w:overflowPunct/>
+        <w:topLinePunct w:val="0"/>
+        <w:autoSpaceDE/>
+        <w:autoSpaceDN/>
+        <w:bidi w:val="0"/>
         <w:adjustRightInd w:val="0"/>
         <w:snapToGrid w:val="0"/>
         <w:spacing w:line="240" w:lineRule="auto"/>
         <w:jc w:val="center"/>
-        <w:rPr>
-          <w:rFonts w:hint="eastAsia" w:ascii="仿宋_GB2312" w:hAnsi="仿宋_GB2312" w:eastAsia="仿宋_GB2312" w:cs="仿宋_GB2312"/>
-          <w:color w:val="auto"/>
-          <w:kern w:val="2"/>
-          <w:sz w:val="24"/>
-          <w:szCs w:val="24"/>
-          <w:lang w:val="en-US" w:eastAsia="zh-CN"/>
-        </w:rPr>
-      </w:pPr>
-    </w:p>
-    <w:p>
-      <w:pPr>
-        <w:adjustRightInd w:val="0"/>
-        <w:snapToGrid w:val="0"/>
-        <w:spacing w:line="240" w:lineRule="auto"/>
-        <w:jc w:val="center"/>
+        <w:textAlignment w:val="auto"/>
         <w:rPr>
           <w:rFonts w:hint="eastAsia" w:asciiTheme="minorEastAsia" w:hAnsiTheme="minorEastAsia"/>
           <w:b/>
@@ -3022,13 +3016,7 @@
           <w:lang w:val="en-US" w:eastAsia="zh-CN"/>
         </w:rPr>
       </w:pPr>
-    </w:p>
-    <w:p>
-      <w:pPr>
-        <w:adjustRightInd w:val="0"/>
-        <w:snapToGrid w:val="0"/>
-        <w:spacing w:line="240" w:lineRule="auto"/>
-        <w:jc w:val="center"/>
+      <w:r>
         <w:rPr>
           <w:rFonts w:hint="eastAsia" w:asciiTheme="minorEastAsia" w:hAnsiTheme="minorEastAsia"/>
           <w:b/>
@@ -3036,7 +3024,8 @@
           <w:szCs w:val="32"/>
           <w:lang w:val="en-US" w:eastAsia="zh-CN"/>
         </w:rPr>
-      </w:pPr>
+        <w:t>意向报名文件格式</w:t>
+      </w:r>
     </w:p>
     <w:p>
       <w:pPr>
@@ -3055,421 +3044,6 @@
     </w:p>
     <w:p>
       <w:pPr>
-        <w:adjustRightInd w:val="0"/>
-        <w:snapToGrid w:val="0"/>
-        <w:spacing w:line="240" w:lineRule="auto"/>
-        <w:jc w:val="center"/>
-        <w:rPr>
-          <w:rFonts w:hint="eastAsia" w:asciiTheme="minorEastAsia" w:hAnsiTheme="minorEastAsia"/>
-          <w:b/>
-          <w:sz w:val="32"/>
-          <w:szCs w:val="32"/>
-          <w:lang w:val="en-US" w:eastAsia="zh-CN"/>
-        </w:rPr>
-      </w:pPr>
-    </w:p>
-    <w:p>
-      <w:pPr>
-        <w:adjustRightInd w:val="0"/>
-        <w:snapToGrid w:val="0"/>
-        <w:spacing w:line="240" w:lineRule="auto"/>
-        <w:jc w:val="center"/>
-        <w:rPr>
-          <w:rFonts w:hint="eastAsia" w:asciiTheme="minorEastAsia" w:hAnsiTheme="minorEastAsia"/>
-          <w:b/>
-          <w:sz w:val="32"/>
-          <w:szCs w:val="32"/>
-          <w:lang w:val="en-US" w:eastAsia="zh-CN"/>
-        </w:rPr>
-      </w:pPr>
-    </w:p>
-    <w:p>
-      <w:pPr>
-        <w:adjustRightInd w:val="0"/>
-        <w:snapToGrid w:val="0"/>
-        <w:spacing w:line="240" w:lineRule="auto"/>
-        <w:jc w:val="center"/>
-        <w:rPr>
-          <w:rFonts w:hint="eastAsia" w:asciiTheme="minorEastAsia" w:hAnsiTheme="minorEastAsia"/>
-          <w:b/>
-          <w:sz w:val="32"/>
-          <w:szCs w:val="32"/>
-          <w:lang w:val="en-US" w:eastAsia="zh-CN"/>
-        </w:rPr>
-      </w:pPr>
-    </w:p>
-    <w:p>
-      <w:pPr>
-        <w:adjustRightInd w:val="0"/>
-        <w:snapToGrid w:val="0"/>
-        <w:spacing w:line="240" w:lineRule="auto"/>
-        <w:jc w:val="center"/>
-        <w:rPr>
-          <w:rFonts w:hint="eastAsia" w:asciiTheme="minorEastAsia" w:hAnsiTheme="minorEastAsia"/>
-          <w:b/>
-          <w:sz w:val="32"/>
-          <w:szCs w:val="32"/>
-          <w:lang w:val="en-US" w:eastAsia="zh-CN"/>
-        </w:rPr>
-      </w:pPr>
-    </w:p>
-    <w:p>
-      <w:pPr>
-        <w:adjustRightInd w:val="0"/>
-        <w:snapToGrid w:val="0"/>
-        <w:spacing w:line="240" w:lineRule="auto"/>
-        <w:jc w:val="center"/>
-        <w:rPr>
-          <w:rFonts w:hint="eastAsia" w:asciiTheme="minorEastAsia" w:hAnsiTheme="minorEastAsia"/>
-          <w:b/>
-          <w:sz w:val="32"/>
-          <w:szCs w:val="32"/>
-          <w:lang w:val="en-US" w:eastAsia="zh-CN"/>
-        </w:rPr>
-      </w:pPr>
-    </w:p>
-    <w:p>
-      <w:pPr>
-        <w:adjustRightInd w:val="0"/>
-        <w:snapToGrid w:val="0"/>
-        <w:spacing w:line="240" w:lineRule="auto"/>
-        <w:jc w:val="center"/>
-        <w:rPr>
-          <w:rFonts w:hint="eastAsia" w:asciiTheme="minorEastAsia" w:hAnsiTheme="minorEastAsia"/>
-          <w:b/>
-          <w:sz w:val="32"/>
-          <w:szCs w:val="32"/>
-          <w:lang w:val="en-US" w:eastAsia="zh-CN"/>
-        </w:rPr>
-      </w:pPr>
-    </w:p>
-    <w:p>
-      <w:pPr>
-        <w:adjustRightInd w:val="0"/>
-        <w:snapToGrid w:val="0"/>
-        <w:spacing w:line="240" w:lineRule="auto"/>
-        <w:jc w:val="center"/>
-        <w:rPr>
-          <w:rFonts w:hint="eastAsia" w:asciiTheme="minorEastAsia" w:hAnsiTheme="minorEastAsia"/>
-          <w:b/>
-          <w:sz w:val="32"/>
-          <w:szCs w:val="32"/>
-          <w:lang w:val="en-US" w:eastAsia="zh-CN"/>
-        </w:rPr>
-      </w:pPr>
-    </w:p>
-    <w:p>
-      <w:pPr>
-        <w:adjustRightInd w:val="0"/>
-        <w:snapToGrid w:val="0"/>
-        <w:spacing w:line="240" w:lineRule="auto"/>
-        <w:jc w:val="center"/>
-        <w:rPr>
-          <w:rFonts w:hint="eastAsia" w:asciiTheme="minorEastAsia" w:hAnsiTheme="minorEastAsia"/>
-          <w:b/>
-          <w:sz w:val="32"/>
-          <w:szCs w:val="32"/>
-          <w:lang w:val="en-US" w:eastAsia="zh-CN"/>
-        </w:rPr>
-      </w:pPr>
-    </w:p>
-    <w:p>
-      <w:pPr>
-        <w:adjustRightInd w:val="0"/>
-        <w:snapToGrid w:val="0"/>
-        <w:spacing w:line="240" w:lineRule="auto"/>
-        <w:jc w:val="center"/>
-        <w:rPr>
-          <w:rFonts w:hint="eastAsia" w:asciiTheme="minorEastAsia" w:hAnsiTheme="minorEastAsia"/>
-          <w:b/>
-          <w:sz w:val="32"/>
-          <w:szCs w:val="32"/>
-          <w:lang w:val="en-US" w:eastAsia="zh-CN"/>
-        </w:rPr>
-      </w:pPr>
-    </w:p>
-    <w:p>
-      <w:pPr>
-        <w:adjustRightInd w:val="0"/>
-        <w:snapToGrid w:val="0"/>
-        <w:spacing w:line="240" w:lineRule="auto"/>
-        <w:jc w:val="center"/>
-        <w:rPr>
-          <w:rFonts w:hint="eastAsia" w:asciiTheme="minorEastAsia" w:hAnsiTheme="minorEastAsia"/>
-          <w:b/>
-          <w:sz w:val="32"/>
-          <w:szCs w:val="32"/>
-          <w:lang w:val="en-US" w:eastAsia="zh-CN"/>
-        </w:rPr>
-      </w:pPr>
-    </w:p>
-    <w:p>
-      <w:pPr>
-        <w:adjustRightInd w:val="0"/>
-        <w:snapToGrid w:val="0"/>
-        <w:spacing w:line="240" w:lineRule="auto"/>
-        <w:jc w:val="center"/>
-        <w:rPr>
-          <w:rFonts w:hint="eastAsia" w:asciiTheme="minorEastAsia" w:hAnsiTheme="minorEastAsia"/>
-          <w:b/>
-          <w:sz w:val="32"/>
-          <w:szCs w:val="32"/>
-          <w:lang w:val="en-US" w:eastAsia="zh-CN"/>
-        </w:rPr>
-      </w:pPr>
-    </w:p>
-    <w:p>
-      <w:pPr>
-        <w:adjustRightInd w:val="0"/>
-        <w:snapToGrid w:val="0"/>
-        <w:spacing w:line="240" w:lineRule="auto"/>
-        <w:jc w:val="center"/>
-        <w:rPr>
-          <w:rFonts w:hint="eastAsia" w:asciiTheme="minorEastAsia" w:hAnsiTheme="minorEastAsia"/>
-          <w:b/>
-          <w:sz w:val="32"/>
-          <w:szCs w:val="32"/>
-          <w:lang w:val="en-US" w:eastAsia="zh-CN"/>
-        </w:rPr>
-      </w:pPr>
-    </w:p>
-    <w:p>
-      <w:pPr>
-        <w:adjustRightInd w:val="0"/>
-        <w:snapToGrid w:val="0"/>
-        <w:spacing w:line="240" w:lineRule="auto"/>
-        <w:jc w:val="center"/>
-        <w:rPr>
-          <w:rFonts w:hint="eastAsia" w:asciiTheme="minorEastAsia" w:hAnsiTheme="minorEastAsia"/>
-          <w:b/>
-          <w:sz w:val="32"/>
-          <w:szCs w:val="32"/>
-          <w:lang w:val="en-US" w:eastAsia="zh-CN"/>
-        </w:rPr>
-      </w:pPr>
-    </w:p>
-    <w:p>
-      <w:pPr>
-        <w:adjustRightInd w:val="0"/>
-        <w:snapToGrid w:val="0"/>
-        <w:spacing w:line="240" w:lineRule="auto"/>
-        <w:jc w:val="center"/>
-        <w:rPr>
-          <w:rFonts w:hint="eastAsia" w:asciiTheme="minorEastAsia" w:hAnsiTheme="minorEastAsia"/>
-          <w:b/>
-          <w:sz w:val="32"/>
-          <w:szCs w:val="32"/>
-          <w:lang w:val="en-US" w:eastAsia="zh-CN"/>
-        </w:rPr>
-      </w:pPr>
-    </w:p>
-    <w:p>
-      <w:pPr>
-        <w:adjustRightInd w:val="0"/>
-        <w:snapToGrid w:val="0"/>
-        <w:spacing w:line="240" w:lineRule="auto"/>
-        <w:jc w:val="center"/>
-        <w:rPr>
-          <w:rFonts w:hint="eastAsia" w:asciiTheme="minorEastAsia" w:hAnsiTheme="minorEastAsia"/>
-          <w:b/>
-          <w:sz w:val="32"/>
-          <w:szCs w:val="32"/>
-          <w:lang w:val="en-US" w:eastAsia="zh-CN"/>
-        </w:rPr>
-      </w:pPr>
-    </w:p>
-    <w:p>
-      <w:pPr>
-        <w:adjustRightInd w:val="0"/>
-        <w:snapToGrid w:val="0"/>
-        <w:spacing w:line="240" w:lineRule="auto"/>
-        <w:jc w:val="center"/>
-        <w:rPr>
-          <w:rFonts w:hint="eastAsia" w:asciiTheme="minorEastAsia" w:hAnsiTheme="minorEastAsia"/>
-          <w:b/>
-          <w:sz w:val="32"/>
-          <w:szCs w:val="32"/>
-          <w:lang w:val="en-US" w:eastAsia="zh-CN"/>
-        </w:rPr>
-      </w:pPr>
-    </w:p>
-    <w:p>
-      <w:pPr>
-        <w:adjustRightInd w:val="0"/>
-        <w:snapToGrid w:val="0"/>
-        <w:spacing w:line="240" w:lineRule="auto"/>
-        <w:jc w:val="center"/>
-        <w:rPr>
-          <w:rFonts w:hint="eastAsia" w:asciiTheme="minorEastAsia" w:hAnsiTheme="minorEastAsia"/>
-          <w:b/>
-          <w:sz w:val="32"/>
-          <w:szCs w:val="32"/>
-          <w:lang w:val="en-US" w:eastAsia="zh-CN"/>
-        </w:rPr>
-      </w:pPr>
-    </w:p>
-    <w:p>
-      <w:pPr>
-        <w:adjustRightInd w:val="0"/>
-        <w:snapToGrid w:val="0"/>
-        <w:spacing w:line="240" w:lineRule="auto"/>
-        <w:jc w:val="center"/>
-        <w:rPr>
-          <w:rFonts w:hint="eastAsia" w:asciiTheme="minorEastAsia" w:hAnsiTheme="minorEastAsia"/>
-          <w:b/>
-          <w:sz w:val="32"/>
-          <w:szCs w:val="32"/>
-          <w:lang w:val="en-US" w:eastAsia="zh-CN"/>
-        </w:rPr>
-      </w:pPr>
-    </w:p>
-    <w:p>
-      <w:pPr>
-        <w:adjustRightInd w:val="0"/>
-        <w:snapToGrid w:val="0"/>
-        <w:spacing w:line="240" w:lineRule="auto"/>
-        <w:jc w:val="center"/>
-        <w:rPr>
-          <w:rFonts w:hint="eastAsia" w:asciiTheme="minorEastAsia" w:hAnsiTheme="minorEastAsia"/>
-          <w:b/>
-          <w:sz w:val="32"/>
-          <w:szCs w:val="32"/>
-          <w:lang w:val="en-US" w:eastAsia="zh-CN"/>
-        </w:rPr>
-      </w:pPr>
-    </w:p>
-    <w:p>
-      <w:pPr>
-        <w:adjustRightInd w:val="0"/>
-        <w:snapToGrid w:val="0"/>
-        <w:spacing w:line="240" w:lineRule="auto"/>
-        <w:jc w:val="center"/>
-        <w:rPr>
-          <w:rFonts w:hint="eastAsia" w:asciiTheme="minorEastAsia" w:hAnsiTheme="minorEastAsia"/>
-          <w:b/>
-          <w:sz w:val="32"/>
-          <w:szCs w:val="32"/>
-          <w:lang w:val="en-US" w:eastAsia="zh-CN"/>
-        </w:rPr>
-      </w:pPr>
-    </w:p>
-    <w:p>
-      <w:pPr>
-        <w:adjustRightInd w:val="0"/>
-        <w:snapToGrid w:val="0"/>
-        <w:spacing w:line="240" w:lineRule="auto"/>
-        <w:jc w:val="center"/>
-        <w:rPr>
-          <w:rFonts w:hint="eastAsia" w:asciiTheme="minorEastAsia" w:hAnsiTheme="minorEastAsia"/>
-          <w:b/>
-          <w:sz w:val="32"/>
-          <w:szCs w:val="32"/>
-          <w:lang w:val="en-US" w:eastAsia="zh-CN"/>
-        </w:rPr>
-      </w:pPr>
-    </w:p>
-    <w:p>
-      <w:pPr>
-        <w:adjustRightInd w:val="0"/>
-        <w:snapToGrid w:val="0"/>
-        <w:spacing w:line="240" w:lineRule="auto"/>
-        <w:jc w:val="center"/>
-        <w:rPr>
-          <w:rFonts w:hint="eastAsia" w:asciiTheme="minorEastAsia" w:hAnsiTheme="minorEastAsia"/>
-          <w:b/>
-          <w:sz w:val="32"/>
-          <w:szCs w:val="32"/>
-          <w:lang w:val="en-US" w:eastAsia="zh-CN"/>
-        </w:rPr>
-      </w:pPr>
-    </w:p>
-    <w:p>
-      <w:pPr>
-        <w:adjustRightInd w:val="0"/>
-        <w:snapToGrid w:val="0"/>
-        <w:spacing w:line="240" w:lineRule="auto"/>
-        <w:jc w:val="center"/>
-        <w:rPr>
-          <w:rFonts w:hint="eastAsia" w:asciiTheme="minorEastAsia" w:hAnsiTheme="minorEastAsia"/>
-          <w:b/>
-          <w:sz w:val="32"/>
-          <w:szCs w:val="32"/>
-          <w:lang w:val="en-US" w:eastAsia="zh-CN"/>
-        </w:rPr>
-      </w:pPr>
-    </w:p>
-    <w:p>
-      <w:pPr>
-        <w:adjustRightInd w:val="0"/>
-        <w:snapToGrid w:val="0"/>
-        <w:spacing w:line="240" w:lineRule="auto"/>
-        <w:jc w:val="center"/>
-        <w:rPr>
-          <w:rFonts w:hint="eastAsia" w:asciiTheme="minorEastAsia" w:hAnsiTheme="minorEastAsia"/>
-          <w:b/>
-          <w:sz w:val="32"/>
-          <w:szCs w:val="32"/>
-          <w:lang w:val="en-US" w:eastAsia="zh-CN"/>
-        </w:rPr>
-      </w:pPr>
-    </w:p>
-    <w:p>
-      <w:pPr>
-        <w:adjustRightInd w:val="0"/>
-        <w:snapToGrid w:val="0"/>
-        <w:spacing w:line="240" w:lineRule="auto"/>
-        <w:jc w:val="center"/>
-        <w:rPr>
-          <w:rFonts w:hint="eastAsia" w:asciiTheme="minorEastAsia" w:hAnsiTheme="minorEastAsia"/>
-          <w:b/>
-          <w:sz w:val="32"/>
-          <w:szCs w:val="32"/>
-          <w:lang w:val="en-US" w:eastAsia="zh-CN"/>
-        </w:rPr>
-      </w:pPr>
-    </w:p>
-    <w:p>
-      <w:pPr>
-        <w:adjustRightInd w:val="0"/>
-        <w:snapToGrid w:val="0"/>
-        <w:spacing w:line="240" w:lineRule="auto"/>
-        <w:jc w:val="center"/>
-        <w:rPr>
-          <w:rFonts w:hint="eastAsia" w:asciiTheme="minorEastAsia" w:hAnsiTheme="minorEastAsia"/>
-          <w:b/>
-          <w:sz w:val="32"/>
-          <w:szCs w:val="32"/>
-          <w:lang w:val="en-US" w:eastAsia="zh-CN"/>
-        </w:rPr>
-      </w:pPr>
-      <w:r>
-        <w:rPr>
-          <w:rFonts w:hint="eastAsia" w:asciiTheme="minorEastAsia" w:hAnsiTheme="minorEastAsia"/>
-          <w:b/>
-          <w:sz w:val="32"/>
-          <w:szCs w:val="32"/>
-          <w:lang w:val="en-US" w:eastAsia="zh-CN"/>
-        </w:rPr>
-        <w:t>意向报名文件格式</w:t>
-      </w:r>
-    </w:p>
-    <w:p>
-      <w:pPr>
-        <w:adjustRightInd w:val="0"/>
-        <w:snapToGrid w:val="0"/>
-        <w:spacing w:line="240" w:lineRule="auto"/>
-        <w:jc w:val="center"/>
-        <w:rPr>
-          <w:rFonts w:hint="eastAsia" w:asciiTheme="minorEastAsia" w:hAnsiTheme="minorEastAsia"/>
-          <w:b/>
-          <w:sz w:val="32"/>
-          <w:szCs w:val="32"/>
-          <w:lang w:val="en-US" w:eastAsia="zh-CN"/>
-        </w:rPr>
-      </w:pPr>
-    </w:p>
-    <w:p>
-      <w:pPr>
         <w:spacing w:line="360" w:lineRule="auto"/>
         <w:jc w:val="center"/>
         <w:rPr>
@@ -3586,6 +3160,7 @@
       <w:r>
         <w:rPr>
           <w:rFonts w:hint="eastAsia" w:ascii="仿宋" w:hAnsi="仿宋" w:eastAsia="仿宋" w:cs="仿宋"/>
+          <w:color w:val="0000FF"/>
           <w:sz w:val="30"/>
           <w:szCs w:val="30"/>
           <w:u w:val="single"/>
@@ -3604,12 +3179,13 @@
       <w:r>
         <w:rPr>
           <w:rFonts w:hint="eastAsia" w:ascii="仿宋" w:hAnsi="仿宋" w:eastAsia="仿宋" w:cs="仿宋"/>
+          <w:color w:val="0000FF"/>
           <w:sz w:val="30"/>
           <w:szCs w:val="30"/>
           <w:u w:val="single"/>
           <w:lang w:val="en-US" w:eastAsia="zh-CN"/>
         </w:rPr>
-        <w:t>{{yixiang_baoming_neirong}}</w:t>
+        <w:t>{{caigou_neirong}}</w:t>
       </w:r>
       <w:r>
         <w:rPr>
@@ -3638,6 +3214,8 @@
           <w:szCs w:val="30"/>
         </w:rPr>
       </w:pPr>
+      <w:bookmarkStart w:id="1" w:name="_GoBack"/>
+      <w:bookmarkEnd w:id="1"/>
     </w:p>
     <w:p>
       <w:pPr>
